--- a/03_Outputs/final scripts/fr/Module 6/6.3.0-fr.docx
+++ b/03_Outputs/final scripts/fr/Module 6/6.3.0-fr.docx
@@ -19,12 +19,12 @@
     </w:p>
     <w:p>
       <w:r>
-        <w:t xml:space="preserve">Ensuite, nous explorerons les stratégies d’adaptation. Nous discuterons de la conception d’infrastructures résilientes au climat, de l’élévation des postes de transformation à la durcissement des réseaux. Nous étudierons la diversification des mix énergétiques pour réduire la dépendance à un seul combustible ou à un seul lieu, ainsi que les solutions décentralisées et hors réseau qui maintiennent l’approvisionnement en énergie lorsque les réseaux centralisés échouent. L’intégration du risque climatique dans la planification énergétique et les décisions d’investissement sera un thème récurrent.  </w:t>
+        <w:t xml:space="preserve">Ensuite, nous explorerons les stratégies d’adaptation. Nous discuterons de la conception d’infrastructures résilientes au climat, de l’élévation des postes de transformation à la durcissement des réseaux. Nous étudierons la diversification des mix énergétiques pour réduire la dépendance à un seul combustible ou à un seul lieu, ainsi que les solutions décentralisées et hors réseau qui maintiennent l’approvisionnement en électricité lorsque les réseaux centralisés échouent. L’intégration du risque climatique dans la planification énergétique et les décisions d’investissement sera un thème récurrent.  </w:t>
       </w:r>
     </w:p>
     <w:p>
       <w:r>
-        <w:t xml:space="preserve">Puis, nous verrons comment des systèmes énergétiques résilients peuvent renforcer une adaptation plus large — en alimentant les hôpitaux et les centres de refroidissement lors de vagues de chaleur, en soutenant l’irrigation en période de sécheresse, et en permettant la réponse et la récupération face aux catastrophes.  </w:t>
+        <w:t xml:space="preserve">Puis, nous verrons comment des systèmes énergétiques résilients peuvent renforcer une adaptation plus large — en alimentant les hôpitaux et les centres de refroidissement lors des vagues de chaleur, en soutenant l’irrigation en période de sécheresse, et en permettant la réponse et la récupération face aux catastrophes.  </w:t>
       </w:r>
     </w:p>
     <w:p/>
